--- a/public/templates-clean/orhideelor/CONTRACT NOU PRESTĂRI SERVICII.docx
+++ b/public/templates-clean/orhideelor/CONTRACT NOU PRESTĂRI SERVICII.docx
@@ -571,7 +571,7 @@
         <w:t/>
       </w:r>
       <w:r>
-        <w:t>.2026</w:t>
+        <w:t/>
       </w:r>
       <w:r>
         <w:t>;</w:t>
@@ -597,7 +597,7 @@
         <w:t xml:space="preserve"> </w:t>
       </w:r>
       <w:r>
-        <w:t>800/12.07</w:t>
+        <w:t>800/{DATA_CONTRACT}</w:t>
       </w:r>
       <w:r>
         <w:t>.2026</w:t>

--- a/public/templates-clean/orhideelor/CONTRACT NOU PRESTĂRI SERVICII.docx
+++ b/public/templates-clean/orhideelor/CONTRACT NOU PRESTĂRI SERVICII.docx
@@ -323,7 +323,7 @@
         <w:rPr>
           <w:rFonts w:cs="Times New Roman"/>
         </w:rPr>
-        <w:t xml:space="preserve"> </w:t>
+        <w:t xml:space="preserve"/>
       </w:r>
       <w:bookmarkStart w:id="1" w:name="_Hlk235050638"/>
       <w:r>
@@ -600,7 +600,7 @@
         <w:t>800/{DATA_CONTRACT}</w:t>
       </w:r>
       <w:r>
-        <w:t>.2026</w:t>
+        <w:t/>
       </w:r>
       <w:r>
         <w:t xml:space="preserve">, </w:t>
@@ -612,10 +612,10 @@
         <w:t xml:space="preserve"> nr. </w:t>
       </w:r>
       <w:r>
-        <w:t>801/12.07</w:t>
-      </w:r>
-      <w:r>
-        <w:t>.2026</w:t>
+        <w:t>801/{DATA_CONTRACT}</w:t>
+      </w:r>
+      <w:r>
+        <w:t/>
       </w:r>
       <w:r>
         <w:t>;</w:t>
@@ -624,7 +624,7 @@
         <w:t>Planul de servicii sociale/Planul individualizat de protecție/Planul de abilitare-reabilitare a copilului/Programul individual de reabilitare și integrare socială nr. ........../data ..............., denumit în continuare plan de servicii sociale;</w:t>
       </w:r>
       <w:r>
-        <w:t xml:space="preserve"> Decizia de admitere a furnizorului de servicii sociale  nr. {NUMAR_DECIZIE}/12.07</w:t>
+        <w:t xml:space="preserve"> Decizia de admitere a furnizorului de servicii sociale  nr. {NUMAR_DECIZIE}/{DATA_CONTRACT}</w:t>
       </w:r>
       <w:r>
         <w:t xml:space="preserve"> </w:t>
@@ -633,7 +633,7 @@
         <w:t/>
       </w:r>
       <w:r>
-        <w:t>.2026</w:t>
+        <w:t/>
       </w:r>
       <w:r>
         <w:t>;</w:t>
@@ -871,14 +871,14 @@
           <w:b/>
           <w:bCs/>
         </w:rPr>
-        <w:t>12.07</w:t>
-      </w:r>
-      <w:r>
-        <w:rPr>
-          <w:b/>
-          <w:bCs/>
-        </w:rPr>
-        <w:t>.2026</w:t>
+        <w:t>{DATA_CONTRACT}</w:t>
+      </w:r>
+      <w:r>
+        <w:rPr>
+          <w:b/>
+          <w:bCs/>
+        </w:rPr>
+        <w:t/>
       </w:r>
       <w:r>
         <w:rPr>
